--- a/Word/19-avisos-de-privacidad.docx
+++ b/Word/19-avisos-de-privacidad.docx
@@ -223,9 +223,9 @@
         <w:tblLook w:firstColumn="1" w:firstRow="1" w:lastColumn="0" w:lastRow="0" w:noHBand="0" w:noVBand="1" w:val="04A0"/>
       </w:tblPr>
       <w:tblGrid>
-        <w:gridCol w:w="873"/>
-        <w:gridCol w:w="6888"/>
-        <w:gridCol w:w="1869"/>
+        <w:gridCol w:w="827"/>
+        <w:gridCol w:w="6571"/>
+        <w:gridCol w:w="2233"/>
       </w:tblGrid>
       <w:tr>
         <w:trPr>
@@ -234,7 +234,7 @@
         </w:trPr>
         <w:tc>
           <w:tcPr>
-            <w:tcW w:w="873" w:type="dxa"/>
+            <w:tcW w:w="827" w:type="dxa"/>
             <w:shd w:val="clear" w:color="auto" w:fill="ECECEC"/>
           </w:tcPr>
           <w:p>
@@ -253,7 +253,7 @@
         </w:tc>
         <w:tc>
           <w:tcPr>
-            <w:tcW w:w="6888" w:type="dxa"/>
+            <w:tcW w:w="6571" w:type="dxa"/>
             <w:shd w:val="clear" w:color="auto" w:fill="ECECEC"/>
           </w:tcPr>
           <w:p>
@@ -272,7 +272,7 @@
         </w:tc>
         <w:tc>
           <w:tcPr>
-            <w:tcW w:w="1869" w:type="dxa"/>
+            <w:tcW w:w="2233" w:type="dxa"/>
             <w:shd w:val="clear" w:color="auto" w:fill="ECECEC"/>
           </w:tcPr>
           <w:p>
@@ -293,7 +293,7 @@
       <w:tr>
         <w:tc>
           <w:tcPr>
-            <w:tcW w:w="873" w:type="dxa"/>
+            <w:tcW w:w="827" w:type="dxa"/>
           </w:tcPr>
           <w:p>
             <w:pPr>
@@ -310,7 +310,7 @@
         </w:tc>
         <w:tc>
           <w:tcPr>
-            <w:tcW w:w="6888" w:type="dxa"/>
+            <w:tcW w:w="6571" w:type="dxa"/>
           </w:tcPr>
           <w:p>
             <w:pPr>
@@ -327,7 +327,7 @@
         </w:tc>
         <w:tc>
           <w:tcPr>
-            <w:tcW w:w="1869" w:type="dxa"/>
+            <w:tcW w:w="2233" w:type="dxa"/>
           </w:tcPr>
           <w:p>
             <w:pPr>
@@ -346,7 +346,7 @@
       <w:tr>
         <w:tc>
           <w:tcPr>
-            <w:tcW w:w="873" w:type="dxa"/>
+            <w:tcW w:w="827" w:type="dxa"/>
           </w:tcPr>
           <w:p>
             <w:pPr>
@@ -363,7 +363,7 @@
         </w:tc>
         <w:tc>
           <w:tcPr>
-            <w:tcW w:w="6888" w:type="dxa"/>
+            <w:tcW w:w="6571" w:type="dxa"/>
           </w:tcPr>
           <w:p>
             <w:pPr>
@@ -380,7 +380,7 @@
         </w:tc>
         <w:tc>
           <w:tcPr>
-            <w:tcW w:w="1869" w:type="dxa"/>
+            <w:tcW w:w="2233" w:type="dxa"/>
           </w:tcPr>
           <w:p>
             <w:pPr>
@@ -399,7 +399,7 @@
       <w:tr>
         <w:tc>
           <w:tcPr>
-            <w:tcW w:w="873" w:type="dxa"/>
+            <w:tcW w:w="827" w:type="dxa"/>
           </w:tcPr>
           <w:p>
             <w:pPr>
@@ -416,7 +416,7 @@
         </w:tc>
         <w:tc>
           <w:tcPr>
-            <w:tcW w:w="6888" w:type="dxa"/>
+            <w:tcW w:w="6571" w:type="dxa"/>
           </w:tcPr>
           <w:p>
             <w:pPr>
@@ -433,7 +433,7 @@
         </w:tc>
         <w:tc>
           <w:tcPr>
-            <w:tcW w:w="1869" w:type="dxa"/>
+            <w:tcW w:w="2233" w:type="dxa"/>
           </w:tcPr>
           <w:p>
             <w:pPr>
@@ -452,7 +452,7 @@
       <w:tr>
         <w:tc>
           <w:tcPr>
-            <w:tcW w:w="873" w:type="dxa"/>
+            <w:tcW w:w="827" w:type="dxa"/>
           </w:tcPr>
           <w:p>
             <w:pPr>
@@ -469,7 +469,7 @@
         </w:tc>
         <w:tc>
           <w:tcPr>
-            <w:tcW w:w="6888" w:type="dxa"/>
+            <w:tcW w:w="6571" w:type="dxa"/>
           </w:tcPr>
           <w:p>
             <w:pPr>
@@ -486,7 +486,7 @@
         </w:tc>
         <w:tc>
           <w:tcPr>
-            <w:tcW w:w="1869" w:type="dxa"/>
+            <w:tcW w:w="2233" w:type="dxa"/>
           </w:tcPr>
           <w:p>
             <w:pPr>
@@ -681,9 +681,9 @@
         <w:tblLook w:firstColumn="1" w:firstRow="1" w:lastColumn="0" w:lastRow="0" w:noHBand="0" w:noVBand="1" w:val="04A0"/>
       </w:tblPr>
       <w:tblGrid>
-        <w:gridCol w:w="1335"/>
-        <w:gridCol w:w="5721"/>
-        <w:gridCol w:w="2574"/>
+        <w:gridCol w:w="1974"/>
+        <w:gridCol w:w="5191"/>
+        <w:gridCol w:w="2466"/>
       </w:tblGrid>
       <w:tr>
         <w:trPr>
@@ -692,7 +692,7 @@
         </w:trPr>
         <w:tc>
           <w:tcPr>
-            <w:tcW w:w="1335" w:type="dxa"/>
+            <w:tcW w:w="1974" w:type="dxa"/>
             <w:shd w:val="clear" w:color="auto" w:fill="ECECEC"/>
           </w:tcPr>
           <w:p>
@@ -711,7 +711,7 @@
         </w:tc>
         <w:tc>
           <w:tcPr>
-            <w:tcW w:w="5721" w:type="dxa"/>
+            <w:tcW w:w="5191" w:type="dxa"/>
             <w:shd w:val="clear" w:color="auto" w:fill="ECECEC"/>
           </w:tcPr>
           <w:p>
@@ -730,7 +730,7 @@
         </w:tc>
         <w:tc>
           <w:tcPr>
-            <w:tcW w:w="2574" w:type="dxa"/>
+            <w:tcW w:w="2466" w:type="dxa"/>
             <w:shd w:val="clear" w:color="auto" w:fill="ECECEC"/>
           </w:tcPr>
           <w:p>
@@ -751,7 +751,7 @@
       <w:tr>
         <w:tc>
           <w:tcPr>
-            <w:tcW w:w="1335" w:type="dxa"/>
+            <w:tcW w:w="1974" w:type="dxa"/>
           </w:tcPr>
           <w:p>
             <w:pPr>
@@ -768,7 +768,7 @@
         </w:tc>
         <w:tc>
           <w:tcPr>
-            <w:tcW w:w="5721" w:type="dxa"/>
+            <w:tcW w:w="5191" w:type="dxa"/>
           </w:tcPr>
           <w:p>
             <w:pPr>
@@ -785,7 +785,7 @@
         </w:tc>
         <w:tc>
           <w:tcPr>
-            <w:tcW w:w="2574" w:type="dxa"/>
+            <w:tcW w:w="2466" w:type="dxa"/>
           </w:tcPr>
           <w:p>
             <w:pPr>
@@ -804,7 +804,7 @@
       <w:tr>
         <w:tc>
           <w:tcPr>
-            <w:tcW w:w="1335" w:type="dxa"/>
+            <w:tcW w:w="1974" w:type="dxa"/>
           </w:tcPr>
           <w:p>
             <w:pPr>
@@ -821,7 +821,7 @@
         </w:tc>
         <w:tc>
           <w:tcPr>
-            <w:tcW w:w="5721" w:type="dxa"/>
+            <w:tcW w:w="5191" w:type="dxa"/>
           </w:tcPr>
           <w:p>
             <w:pPr>
@@ -838,7 +838,7 @@
         </w:tc>
         <w:tc>
           <w:tcPr>
-            <w:tcW w:w="2574" w:type="dxa"/>
+            <w:tcW w:w="2466" w:type="dxa"/>
           </w:tcPr>
           <w:p>
             <w:pPr>
@@ -857,7 +857,7 @@
       <w:tr>
         <w:tc>
           <w:tcPr>
-            <w:tcW w:w="1335" w:type="dxa"/>
+            <w:tcW w:w="1974" w:type="dxa"/>
           </w:tcPr>
           <w:p>
             <w:pPr>
@@ -874,7 +874,7 @@
         </w:tc>
         <w:tc>
           <w:tcPr>
-            <w:tcW w:w="5721" w:type="dxa"/>
+            <w:tcW w:w="5191" w:type="dxa"/>
           </w:tcPr>
           <w:p>
             <w:pPr>
@@ -891,7 +891,7 @@
         </w:tc>
         <w:tc>
           <w:tcPr>
-            <w:tcW w:w="2574" w:type="dxa"/>
+            <w:tcW w:w="2466" w:type="dxa"/>
           </w:tcPr>
           <w:p>
             <w:pPr>
@@ -910,7 +910,7 @@
       <w:tr>
         <w:tc>
           <w:tcPr>
-            <w:tcW w:w="1335" w:type="dxa"/>
+            <w:tcW w:w="1974" w:type="dxa"/>
           </w:tcPr>
           <w:p>
             <w:pPr>
@@ -927,7 +927,7 @@
         </w:tc>
         <w:tc>
           <w:tcPr>
-            <w:tcW w:w="5721" w:type="dxa"/>
+            <w:tcW w:w="5191" w:type="dxa"/>
           </w:tcPr>
           <w:p>
             <w:pPr>
@@ -944,7 +944,7 @@
         </w:tc>
         <w:tc>
           <w:tcPr>
-            <w:tcW w:w="2574" w:type="dxa"/>
+            <w:tcW w:w="2466" w:type="dxa"/>
           </w:tcPr>
           <w:p>
             <w:pPr>
@@ -963,7 +963,7 @@
       <w:tr>
         <w:tc>
           <w:tcPr>
-            <w:tcW w:w="1335" w:type="dxa"/>
+            <w:tcW w:w="1974" w:type="dxa"/>
           </w:tcPr>
           <w:p>
             <w:pPr>
@@ -980,7 +980,7 @@
         </w:tc>
         <w:tc>
           <w:tcPr>
-            <w:tcW w:w="5721" w:type="dxa"/>
+            <w:tcW w:w="5191" w:type="dxa"/>
           </w:tcPr>
           <w:p>
             <w:pPr>
@@ -997,7 +997,7 @@
         </w:tc>
         <w:tc>
           <w:tcPr>
-            <w:tcW w:w="2574" w:type="dxa"/>
+            <w:tcW w:w="2466" w:type="dxa"/>
           </w:tcPr>
           <w:p>
             <w:pPr>
@@ -1016,7 +1016,7 @@
       <w:tr>
         <w:tc>
           <w:tcPr>
-            <w:tcW w:w="1335" w:type="dxa"/>
+            <w:tcW w:w="1974" w:type="dxa"/>
           </w:tcPr>
           <w:p>
             <w:pPr>
@@ -1033,7 +1033,7 @@
         </w:tc>
         <w:tc>
           <w:tcPr>
-            <w:tcW w:w="5721" w:type="dxa"/>
+            <w:tcW w:w="5191" w:type="dxa"/>
           </w:tcPr>
           <w:p>
             <w:pPr>
@@ -1050,7 +1050,7 @@
         </w:tc>
         <w:tc>
           <w:tcPr>
-            <w:tcW w:w="2574" w:type="dxa"/>
+            <w:tcW w:w="2466" w:type="dxa"/>
           </w:tcPr>
           <w:p>
             <w:pPr>
@@ -1304,9 +1304,9 @@
         <w:tblLook w:firstColumn="1" w:firstRow="1" w:lastColumn="0" w:lastRow="0" w:noHBand="0" w:noVBand="1" w:val="04A0"/>
       </w:tblPr>
       <w:tblGrid>
-        <w:gridCol w:w="2934"/>
-        <w:gridCol w:w="3444"/>
-        <w:gridCol w:w="3253"/>
+        <w:gridCol w:w="2953"/>
+        <w:gridCol w:w="3291"/>
+        <w:gridCol w:w="3387"/>
       </w:tblGrid>
       <w:tr>
         <w:trPr>
@@ -1315,7 +1315,7 @@
         </w:trPr>
         <w:tc>
           <w:tcPr>
-            <w:tcW w:w="2934" w:type="dxa"/>
+            <w:tcW w:w="2953" w:type="dxa"/>
             <w:shd w:val="clear" w:color="auto" w:fill="ECECEC"/>
           </w:tcPr>
           <w:p>
@@ -1334,7 +1334,7 @@
         </w:tc>
         <w:tc>
           <w:tcPr>
-            <w:tcW w:w="3444" w:type="dxa"/>
+            <w:tcW w:w="3291" w:type="dxa"/>
             <w:shd w:val="clear" w:color="auto" w:fill="ECECEC"/>
           </w:tcPr>
           <w:p>
@@ -1353,7 +1353,7 @@
         </w:tc>
         <w:tc>
           <w:tcPr>
-            <w:tcW w:w="3253" w:type="dxa"/>
+            <w:tcW w:w="3387" w:type="dxa"/>
             <w:shd w:val="clear" w:color="auto" w:fill="ECECEC"/>
           </w:tcPr>
           <w:p>
@@ -1374,7 +1374,7 @@
       <w:tr>
         <w:tc>
           <w:tcPr>
-            <w:tcW w:w="2934" w:type="dxa"/>
+            <w:tcW w:w="2953" w:type="dxa"/>
           </w:tcPr>
           <w:p>
             <w:pPr>
@@ -1391,7 +1391,7 @@
         </w:tc>
         <w:tc>
           <w:tcPr>
-            <w:tcW w:w="3444" w:type="dxa"/>
+            <w:tcW w:w="3291" w:type="dxa"/>
           </w:tcPr>
           <w:p>
             <w:pPr>
@@ -1408,7 +1408,7 @@
         </w:tc>
         <w:tc>
           <w:tcPr>
-            <w:tcW w:w="3253" w:type="dxa"/>
+            <w:tcW w:w="3387" w:type="dxa"/>
           </w:tcPr>
           <w:p>
             <w:pPr>
@@ -1427,7 +1427,7 @@
       <w:tr>
         <w:tc>
           <w:tcPr>
-            <w:tcW w:w="2934" w:type="dxa"/>
+            <w:tcW w:w="2953" w:type="dxa"/>
           </w:tcPr>
           <w:p>
             <w:pPr>
@@ -1444,7 +1444,7 @@
         </w:tc>
         <w:tc>
           <w:tcPr>
-            <w:tcW w:w="3444" w:type="dxa"/>
+            <w:tcW w:w="3291" w:type="dxa"/>
           </w:tcPr>
           <w:p>
             <w:pPr>
@@ -1461,7 +1461,7 @@
         </w:tc>
         <w:tc>
           <w:tcPr>
-            <w:tcW w:w="3253" w:type="dxa"/>
+            <w:tcW w:w="3387" w:type="dxa"/>
           </w:tcPr>
           <w:p>
             <w:pPr>
@@ -1480,7 +1480,7 @@
       <w:tr>
         <w:tc>
           <w:tcPr>
-            <w:tcW w:w="2934" w:type="dxa"/>
+            <w:tcW w:w="2953" w:type="dxa"/>
           </w:tcPr>
           <w:p>
             <w:pPr>
@@ -1497,7 +1497,7 @@
         </w:tc>
         <w:tc>
           <w:tcPr>
-            <w:tcW w:w="3444" w:type="dxa"/>
+            <w:tcW w:w="3291" w:type="dxa"/>
           </w:tcPr>
           <w:p>
             <w:pPr>
@@ -1514,7 +1514,7 @@
         </w:tc>
         <w:tc>
           <w:tcPr>
-            <w:tcW w:w="3253" w:type="dxa"/>
+            <w:tcW w:w="3387" w:type="dxa"/>
           </w:tcPr>
           <w:p>
             <w:pPr>
@@ -1533,7 +1533,7 @@
       <w:tr>
         <w:tc>
           <w:tcPr>
-            <w:tcW w:w="2934" w:type="dxa"/>
+            <w:tcW w:w="2953" w:type="dxa"/>
           </w:tcPr>
           <w:p>
             <w:pPr>
@@ -1550,7 +1550,7 @@
         </w:tc>
         <w:tc>
           <w:tcPr>
-            <w:tcW w:w="3444" w:type="dxa"/>
+            <w:tcW w:w="3291" w:type="dxa"/>
           </w:tcPr>
           <w:p>
             <w:pPr>
@@ -1567,7 +1567,7 @@
         </w:tc>
         <w:tc>
           <w:tcPr>
-            <w:tcW w:w="3253" w:type="dxa"/>
+            <w:tcW w:w="3387" w:type="dxa"/>
           </w:tcPr>
           <w:p>
             <w:pPr>
@@ -1587,7 +1587,7 @@
       <w:tr>
         <w:tc>
           <w:tcPr>
-            <w:tcW w:w="2934" w:type="dxa"/>
+            <w:tcW w:w="2953" w:type="dxa"/>
           </w:tcPr>
           <w:p>
             <w:pPr>
@@ -1604,7 +1604,7 @@
         </w:tc>
         <w:tc>
           <w:tcPr>
-            <w:tcW w:w="3444" w:type="dxa"/>
+            <w:tcW w:w="3291" w:type="dxa"/>
           </w:tcPr>
           <w:p>
             <w:pPr>
@@ -1621,7 +1621,7 @@
         </w:tc>
         <w:tc>
           <w:tcPr>
-            <w:tcW w:w="3253" w:type="dxa"/>
+            <w:tcW w:w="3387" w:type="dxa"/>
           </w:tcPr>
           <w:p>
             <w:pPr>
@@ -1827,8 +1827,8 @@
         <w:tblLook w:firstColumn="1" w:firstRow="1" w:lastColumn="0" w:lastRow="0" w:noHBand="0" w:noVBand="1" w:val="04A0"/>
       </w:tblPr>
       <w:tblGrid>
-        <w:gridCol w:w="2719"/>
-        <w:gridCol w:w="6912"/>
+        <w:gridCol w:w="2864"/>
+        <w:gridCol w:w="6767"/>
       </w:tblGrid>
       <w:tr>
         <w:trPr>
@@ -1837,7 +1837,7 @@
         </w:trPr>
         <w:tc>
           <w:tcPr>
-            <w:tcW w:w="2719" w:type="dxa"/>
+            <w:tcW w:w="2864" w:type="dxa"/>
             <w:shd w:val="clear" w:color="auto" w:fill="ECECEC"/>
           </w:tcPr>
           <w:p>
@@ -1856,7 +1856,7 @@
         </w:tc>
         <w:tc>
           <w:tcPr>
-            <w:tcW w:w="6912" w:type="dxa"/>
+            <w:tcW w:w="6767" w:type="dxa"/>
             <w:shd w:val="clear" w:color="auto" w:fill="ECECEC"/>
           </w:tcPr>
           <w:p>
@@ -1877,7 +1877,7 @@
       <w:tr>
         <w:tc>
           <w:tcPr>
-            <w:tcW w:w="2719" w:type="dxa"/>
+            <w:tcW w:w="2864" w:type="dxa"/>
           </w:tcPr>
           <w:p>
             <w:pPr>
@@ -1894,7 +1894,7 @@
         </w:tc>
         <w:tc>
           <w:tcPr>
-            <w:tcW w:w="6912" w:type="dxa"/>
+            <w:tcW w:w="6767" w:type="dxa"/>
           </w:tcPr>
           <w:p>
             <w:pPr>
@@ -1913,7 +1913,7 @@
       <w:tr>
         <w:tc>
           <w:tcPr>
-            <w:tcW w:w="2719" w:type="dxa"/>
+            <w:tcW w:w="2864" w:type="dxa"/>
           </w:tcPr>
           <w:p>
             <w:pPr>
@@ -1930,7 +1930,7 @@
         </w:tc>
         <w:tc>
           <w:tcPr>
-            <w:tcW w:w="6912" w:type="dxa"/>
+            <w:tcW w:w="6767" w:type="dxa"/>
           </w:tcPr>
           <w:p>
             <w:pPr>
@@ -1949,7 +1949,7 @@
       <w:tr>
         <w:tc>
           <w:tcPr>
-            <w:tcW w:w="2719" w:type="dxa"/>
+            <w:tcW w:w="2864" w:type="dxa"/>
           </w:tcPr>
           <w:p>
             <w:pPr>
@@ -1966,7 +1966,7 @@
         </w:tc>
         <w:tc>
           <w:tcPr>
-            <w:tcW w:w="6912" w:type="dxa"/>
+            <w:tcW w:w="6767" w:type="dxa"/>
           </w:tcPr>
           <w:p>
             <w:pPr>
